--- a/deliverables/V1-V14_FINAL_ARCHIVE/V1-V14_FINAL_LOCKED_SOURCE_OF_TRUTH_MANIFEST.docx
+++ b/deliverables/V1-V14_FINAL_ARCHIVE/V1-V14_FINAL_LOCKED_SOURCE_OF_TRUTH_MANIFEST.docx
@@ -487,7 +487,7 @@
                 <w:i w:val="0"/>
                 <w:sz w:val="18"/>
               </w:rPr>
-              <w:t>892</w:t>
+              <w:t>888</w:t>
             </w:r>
           </w:p>
         </w:tc>
@@ -603,7 +603,7 @@
                 <w:i w:val="0"/>
                 <w:sz w:val="18"/>
               </w:rPr>
-              <w:t>928</w:t>
+              <w:t>923</w:t>
             </w:r>
           </w:p>
         </w:tc>
@@ -2471,7 +2471,7 @@
         <w:rPr>
           <w:sz w:val="21"/>
         </w:rPr>
-        <w:t>83f978da-V2_FINAL_Sticky_Realization_Recording_Master.docx</w:t>
+        <w:t>V2_FINAL_Sticky_Realization_Recording_Master.docx</w:t>
       </w:r>
     </w:p>
     <w:p>
@@ -2490,7 +2490,7 @@
         <w:rPr>
           <w:sz w:val="21"/>
         </w:rPr>
-        <w:t>3fc351e9d481e6eb20d1a78ebdbde16c034a7d10daf1f94b99edd53834d353f7</w:t>
+        <w:t>f8022b3f5f4e5b2f90a0053e22ceeaf09f4f535b625e01112920466fc74fed10</w:t>
       </w:r>
     </w:p>
     <w:p>
@@ -2509,7 +2509,7 @@
         <w:rPr>
           <w:sz w:val="21"/>
         </w:rPr>
-        <w:t>56807557-V2_FINAL_Sticky_Realization_Thought_Blocks.docx</w:t>
+        <w:t>V2_FINAL_Sticky_Realization_Thought_Blocks.docx</w:t>
       </w:r>
     </w:p>
     <w:p>
@@ -2528,7 +2528,7 @@
         <w:rPr>
           <w:sz w:val="21"/>
         </w:rPr>
-        <w:t>34d6ee0956be2ca37a4f35407aed1702a308c2c0eaeb989fbaa86665461a46e2</w:t>
+        <w:t>1df99f0cb8f87e380e1358a2b66a9e8ae653a01de9d907c880bd9e558e564751</w:t>
       </w:r>
     </w:p>
     <w:p>
@@ -2547,7 +2547,7 @@
         <w:rPr>
           <w:sz w:val="21"/>
         </w:rPr>
-        <w:t>892</w:t>
+        <w:t>888</w:t>
       </w:r>
     </w:p>
     <w:p>
@@ -2566,7 +2566,7 @@
         <w:rPr>
           <w:sz w:val="21"/>
         </w:rPr>
-        <w:t>892</w:t>
+        <w:t>888</w:t>
       </w:r>
     </w:p>
     <w:p>
@@ -2712,7 +2712,7 @@
           <w:i w:val="0"/>
           <w:sz w:val="22"/>
         </w:rPr>
-        <w:t>Uploaded September 23, 2026. Supersedes the published V2, the earlier refreshed master and all earlier thought blocks.</w:t>
+        <w:t>Uploaded September 23, 2026. Supersedes the published V2, the earlier refreshed master and all earlier thought blocks. The fused section label was separated on September 23, 2026 as an authorized formatting-only repair. No spoken word changed.</w:t>
       </w:r>
     </w:p>
     <w:p>
@@ -2757,7 +2757,102 @@
           <w:color w:val="8A6D1E"/>
           <w:sz w:val="17"/>
         </w:rPr>
-        <w:t>SOURCE FORMATTING NOTE</w:t>
+        <w:t>FORMATTING REPAIR</w:t>
+      </w:r>
+    </w:p>
+    <w:p>
+      <w:pPr>
+        <w:spacing w:after="80"/>
+      </w:pPr>
+      <w:r>
+        <w:rPr>
+          <w:b/>
+          <w:color w:val="8A6D1E"/>
+          <w:sz w:val="20"/>
+        </w:rPr>
+        <w:t xml:space="preserve">Status  </w:t>
+      </w:r>
+      <w:r>
+        <w:rPr>
+          <w:sz w:val="21"/>
+        </w:rPr>
+        <w:t>RESOLVED SEPTEMBER 23, 2026 — FORMATTING ONLY. NO SPOKEN WORDING CHANGED.</w:t>
+      </w:r>
+    </w:p>
+    <w:p>
+      <w:pPr>
+        <w:spacing w:after="80"/>
+      </w:pPr>
+      <w:r>
+        <w:rPr>
+          <w:b/>
+          <w:color w:val="8A6D1E"/>
+          <w:sz w:val="20"/>
+        </w:rPr>
+        <w:t xml:space="preserve">Pre-repair master  </w:t>
+      </w:r>
+      <w:r>
+        <w:rPr>
+          <w:sz w:val="21"/>
+        </w:rPr>
+        <w:t>83f978da-V2_FINAL_Sticky_Realization_Recording_Master.docx</w:t>
+      </w:r>
+    </w:p>
+    <w:p>
+      <w:pPr>
+        <w:spacing w:after="80"/>
+      </w:pPr>
+      <w:r>
+        <w:rPr>
+          <w:b/>
+          <w:color w:val="8A6D1E"/>
+          <w:sz w:val="20"/>
+        </w:rPr>
+        <w:t xml:space="preserve">Pre-repair master checksum  </w:t>
+      </w:r>
+      <w:r>
+        <w:rPr>
+          <w:sz w:val="21"/>
+        </w:rPr>
+        <w:t>3fc351e9d481e6eb20d1a78ebdbde16c034a7d10daf1f94b99edd53834d353f7</w:t>
+      </w:r>
+    </w:p>
+    <w:p>
+      <w:pPr>
+        <w:spacing w:after="80"/>
+      </w:pPr>
+      <w:r>
+        <w:rPr>
+          <w:b/>
+          <w:color w:val="8A6D1E"/>
+          <w:sz w:val="20"/>
+        </w:rPr>
+        <w:t xml:space="preserve">Pre-repair thought blocks  </w:t>
+      </w:r>
+      <w:r>
+        <w:rPr>
+          <w:sz w:val="21"/>
+        </w:rPr>
+        <w:t>56807557-V2_FINAL_Sticky_Realization_Thought_Blocks.docx</w:t>
+      </w:r>
+    </w:p>
+    <w:p>
+      <w:pPr>
+        <w:spacing w:after="80"/>
+      </w:pPr>
+      <w:r>
+        <w:rPr>
+          <w:b/>
+          <w:color w:val="8A6D1E"/>
+          <w:sz w:val="20"/>
+        </w:rPr>
+        <w:t xml:space="preserve">Pre-repair blocks checksum  </w:t>
+      </w:r>
+      <w:r>
+        <w:rPr>
+          <w:sz w:val="21"/>
+        </w:rPr>
+        <w:t>34d6ee0956be2ca37a4f35407aed1702a308c2c0eaeb989fbaa86665461a46e2</w:t>
       </w:r>
     </w:p>
     <w:p>
@@ -2770,7 +2865,7 @@
           <w:i w:val="0"/>
           <w:sz w:val="22"/>
         </w:rPr>
-        <w:t>This file carries the fused section label described in 00_SOURCE_OF_TRUTH. It was recorded, not repaired.</w:t>
+        <w:t>The section label became its own paragraph. No spoken word changed. The spoken count moved only because the label stopped being counted as speech.</w:t>
       </w:r>
     </w:p>
     <w:p>
@@ -2908,7 +3003,7 @@
         <w:rPr>
           <w:sz w:val="21"/>
         </w:rPr>
-        <w:t>0e3eb62b-V3_FINAL_Sticky_Realization_Recording_Master.docx</w:t>
+        <w:t>V3_FINAL_Sticky_Realization_Recording_Master.docx</w:t>
       </w:r>
     </w:p>
     <w:p>
@@ -2927,7 +3022,7 @@
         <w:rPr>
           <w:sz w:val="21"/>
         </w:rPr>
-        <w:t>4500a3a0ab7a005abf8595cf7c76bf9faa25e9901a1f021fb96fcf528f46f139</w:t>
+        <w:t>8eb9288929181c2c6e9a33f3df3500948b34b6b5bce851f3d1a5382a9c6562c1</w:t>
       </w:r>
     </w:p>
     <w:p>
@@ -2946,7 +3041,7 @@
         <w:rPr>
           <w:sz w:val="21"/>
         </w:rPr>
-        <w:t>4b6a1e14-V3_FINAL_Sticky_Realization_Thought_Blocks.docx</w:t>
+        <w:t>V3_FINAL_Sticky_Realization_Thought_Blocks.docx</w:t>
       </w:r>
     </w:p>
     <w:p>
@@ -2965,7 +3060,7 @@
         <w:rPr>
           <w:sz w:val="21"/>
         </w:rPr>
-        <w:t>8ff72c32e738ef71d18d224cb6a6d949e9d9ca601cdb6927094b1c8fd3e1d00e</w:t>
+        <w:t>b376d46d8d1ca9154ebee3b7a62e1448640ffc7bd99960311935af0cad32604a</w:t>
       </w:r>
     </w:p>
     <w:p>
@@ -2984,7 +3079,7 @@
         <w:rPr>
           <w:sz w:val="21"/>
         </w:rPr>
-        <w:t>928</w:t>
+        <w:t>923</w:t>
       </w:r>
     </w:p>
     <w:p>
@@ -3003,7 +3098,7 @@
         <w:rPr>
           <w:sz w:val="21"/>
         </w:rPr>
-        <w:t>928</w:t>
+        <w:t>923</w:t>
       </w:r>
     </w:p>
     <w:p>
@@ -3149,7 +3244,7 @@
           <w:i w:val="0"/>
           <w:sz w:val="22"/>
         </w:rPr>
-        <w:t>Uploaded September 23, 2026. Supersedes the published V3, the earlier refreshed master and all earlier thought blocks.</w:t>
+        <w:t>Uploaded September 23, 2026. Supersedes the published V3, the earlier refreshed master and all earlier thought blocks. The fused section label was separated on September 23, 2026 as an authorized formatting-only repair. No spoken word changed.</w:t>
       </w:r>
     </w:p>
     <w:p>
@@ -3194,7 +3289,102 @@
           <w:color w:val="8A6D1E"/>
           <w:sz w:val="17"/>
         </w:rPr>
-        <w:t>SOURCE FORMATTING NOTE</w:t>
+        <w:t>FORMATTING REPAIR</w:t>
+      </w:r>
+    </w:p>
+    <w:p>
+      <w:pPr>
+        <w:spacing w:after="80"/>
+      </w:pPr>
+      <w:r>
+        <w:rPr>
+          <w:b/>
+          <w:color w:val="8A6D1E"/>
+          <w:sz w:val="20"/>
+        </w:rPr>
+        <w:t xml:space="preserve">Status  </w:t>
+      </w:r>
+      <w:r>
+        <w:rPr>
+          <w:sz w:val="21"/>
+        </w:rPr>
+        <w:t>RESOLVED SEPTEMBER 23, 2026 — FORMATTING ONLY. NO SPOKEN WORDING CHANGED.</w:t>
+      </w:r>
+    </w:p>
+    <w:p>
+      <w:pPr>
+        <w:spacing w:after="80"/>
+      </w:pPr>
+      <w:r>
+        <w:rPr>
+          <w:b/>
+          <w:color w:val="8A6D1E"/>
+          <w:sz w:val="20"/>
+        </w:rPr>
+        <w:t xml:space="preserve">Pre-repair master  </w:t>
+      </w:r>
+      <w:r>
+        <w:rPr>
+          <w:sz w:val="21"/>
+        </w:rPr>
+        <w:t>0e3eb62b-V3_FINAL_Sticky_Realization_Recording_Master.docx</w:t>
+      </w:r>
+    </w:p>
+    <w:p>
+      <w:pPr>
+        <w:spacing w:after="80"/>
+      </w:pPr>
+      <w:r>
+        <w:rPr>
+          <w:b/>
+          <w:color w:val="8A6D1E"/>
+          <w:sz w:val="20"/>
+        </w:rPr>
+        <w:t xml:space="preserve">Pre-repair master checksum  </w:t>
+      </w:r>
+      <w:r>
+        <w:rPr>
+          <w:sz w:val="21"/>
+        </w:rPr>
+        <w:t>4500a3a0ab7a005abf8595cf7c76bf9faa25e9901a1f021fb96fcf528f46f139</w:t>
+      </w:r>
+    </w:p>
+    <w:p>
+      <w:pPr>
+        <w:spacing w:after="80"/>
+      </w:pPr>
+      <w:r>
+        <w:rPr>
+          <w:b/>
+          <w:color w:val="8A6D1E"/>
+          <w:sz w:val="20"/>
+        </w:rPr>
+        <w:t xml:space="preserve">Pre-repair thought blocks  </w:t>
+      </w:r>
+      <w:r>
+        <w:rPr>
+          <w:sz w:val="21"/>
+        </w:rPr>
+        <w:t>4b6a1e14-V3_FINAL_Sticky_Realization_Thought_Blocks.docx</w:t>
+      </w:r>
+    </w:p>
+    <w:p>
+      <w:pPr>
+        <w:spacing w:after="80"/>
+      </w:pPr>
+      <w:r>
+        <w:rPr>
+          <w:b/>
+          <w:color w:val="8A6D1E"/>
+          <w:sz w:val="20"/>
+        </w:rPr>
+        <w:t xml:space="preserve">Pre-repair blocks checksum  </w:t>
+      </w:r>
+      <w:r>
+        <w:rPr>
+          <w:sz w:val="21"/>
+        </w:rPr>
+        <w:t>8ff72c32e738ef71d18d224cb6a6d949e9d9ca601cdb6927094b1c8fd3e1d00e</w:t>
       </w:r>
     </w:p>
     <w:p>
@@ -3207,7 +3397,7 @@
           <w:i w:val="0"/>
           <w:sz w:val="22"/>
         </w:rPr>
-        <w:t>This file carries the fused section label described in 00_SOURCE_OF_TRUTH. It was recorded, not repaired.</w:t>
+        <w:t>The section label became its own paragraph. No spoken word changed. The spoken count moved only because the label stopped being counted as speech.</w:t>
       </w:r>
     </w:p>
     <w:p>
@@ -7487,7 +7677,7 @@
           <w:color w:val="112345"/>
           <w:sz w:val="26"/>
         </w:rPr>
-        <w:t>THE FUSED LABEL IN V2 AND V3</w:t>
+        <w:t>THE V2 AND V3 SECTION-LABEL REPAIR</w:t>
       </w:r>
     </w:p>
     <w:p>
@@ -7500,7 +7690,16 @@
           <w:i w:val="0"/>
           <w:sz w:val="22"/>
         </w:rPr>
-        <w:t>V2 and V3 carry a formatting condition in their approved source: a section label runs into the first spoken sentence with no paragraph break, “READ THE LAST 90 DAYSThen look at…” in V2 and “KEEP THE PROOF, NOT THE PROPERTYSo here is the rule…” in V3. The same fusion is present in both the recording master and the thought-block copy, identically, so parity is unaffected and both files read 892 and 928 spoken words with the label counted. It was NOT repaired in this archive, because repairing it would mean editing an approved source during a packaging task. The V1-V3 production build separates the label, which is why that build reports 888 and 923: the difference is four and five label tokens, and no spoken word differs. Recorded here so the two counts never look like a discrepancy.</w:t>
+        <w:t>RESOLVED SEPTEMBER 23, 2026 — FORMATTING ONLY. NO SPOKEN WORDING CHANGED.</w:t>
+        <w:br/>
+        <w:br/>
+        <w:t>V2 and V3 each carried a section label that sat inside the first spoken paragraph rather than in a paragraph of its own, separated from the sentence by a line break: READ THE LAST 90 DAYS in V2 and KEEP THE PROOF, NOT THE PROPERTY in V3. In Word the label already looked like its own line. It simply was not its own paragraph, so any paragraph-level reader counted the label as speech. The same condition was present in the recording master and the thought-block copy of each video, identically.</w:t>
+        <w:br/>
+        <w:br/>
+        <w:t>Temidayo authorized the repair on September 23, 2026 as a formatting-only correction. Each label is now its own paragraph, formatted exactly like the other section labels in the same file, and marked NOT SPOKEN in the thought-block copies as the other labels are. No spoken word was changed, added or removed, and no punctuation inside any spoken sentence was touched. The change was verified token by token against the pre-repair files: the only difference in either spoken stream is that the label's own words stopped being counted.</w:t>
+        <w:br/>
+        <w:br/>
+        <w:t>V2 now reads 888 spoken words and V3 reads 923, in both the master and the thought-block copy, which is the count the production build already used. The two counts no longer differ. A scan of all twenty-eight archived files found these four paragraphs and no others carrying a line break, so no other word count in this archive was affected.</w:t>
       </w:r>
     </w:p>
     <w:p>
